--- a/app/templates/PLII_M23.docx
+++ b/app/templates/PLII_M23.docx
@@ -98,7 +98,7 @@
           <w:sz-cs w:val="24"/>
           <w:i/>
         </w:rPr>
-        <w:t>{dia_diem_ky}, ngày{ngay_ky_vb}tháng{thang_ky_vb}năm{nam_ky_vb}</w:t>
+        <w:t>{dia_diem_ky}, ngày {ngay_ky_vb} tháng {thang_ky_vb} năm {nam_ky_vb}</w:t>
       </w:r>
       <w:r>
         <w:rPr>
@@ -271,7 +271,7 @@
           <w:sz w:val="24"/>
           <w:sz-cs w:val="24"/>
         </w:rPr>
-        <w:t>Thư điện tử: {email_khac}Website: {website}</w:t>
+        <w:t>Thư điện tử: {email_khac} Website: {website}</w:t>
       </w:r>
     </w:p>
     <w:p>

--- a/app/templates/PLII_M23.docx
+++ b/app/templates/PLII_M23.docx
@@ -177,6 +177,15 @@
           <w:i/>
         </w:rPr>
         <w:t xml:space="preserve">(Tên hộ kinh doanh)</w:t>
+      </w:r>
+      <w:r>
+        <w:rPr>
+          <w:rFonts w:ascii="Arial" w:hAnsi="Arial" w:cs="Arial"/>
+          <w:sz w:val="24"/>
+          <w:sz-cs w:val="24"/>
+          <w:i/>
+        </w:rPr>
+        <w:t xml:space="preserve"> {hkd_ten_tieng_viet_2}</w:t>
       </w:r>
     </w:p>
     <w:p>
